--- a/docs/Отчёт — Заправка рядом.docx
+++ b/docs/Отчёт — Заправка рядом.docx
@@ -119,7 +119,7 @@
                 <w:rFonts w:ascii="Times New Roman" w:hAnsi="Times New Roman" w:cs="Times New Roman" w:eastAsia="Times New Roman"/>
                 <w:b/>
                 <w:i w:val="0"/>
-                <w:sz w:val="20"/>
+                <w:sz w:val="19"/>
               </w:rPr>
               <w:t>Параметр</w:t>
             </w:r>
@@ -140,7 +140,7 @@
                 <w:rFonts w:ascii="Times New Roman" w:hAnsi="Times New Roman" w:cs="Times New Roman" w:eastAsia="Times New Roman"/>
                 <w:b/>
                 <w:i w:val="0"/>
-                <w:sz w:val="20"/>
+                <w:sz w:val="19"/>
               </w:rPr>
               <w:t>Значение</w:t>
             </w:r>
@@ -163,7 +163,7 @@
                 <w:rFonts w:ascii="Times New Roman" w:hAnsi="Times New Roman" w:cs="Times New Roman" w:eastAsia="Times New Roman"/>
                 <w:b w:val="0"/>
                 <w:i w:val="0"/>
-                <w:sz w:val="20"/>
+                <w:sz w:val="19"/>
               </w:rPr>
               <w:t>Название проекта</w:t>
             </w:r>
@@ -184,7 +184,7 @@
                 <w:rFonts w:ascii="Times New Roman" w:hAnsi="Times New Roman" w:cs="Times New Roman" w:eastAsia="Times New Roman"/>
                 <w:b w:val="0"/>
                 <w:i w:val="0"/>
-                <w:sz w:val="20"/>
+                <w:sz w:val="19"/>
               </w:rPr>
               <w:t>«Заправка рядом» (GasFinder)</w:t>
             </w:r>
@@ -207,7 +207,7 @@
                 <w:rFonts w:ascii="Times New Roman" w:hAnsi="Times New Roman" w:cs="Times New Roman" w:eastAsia="Times New Roman"/>
                 <w:b w:val="0"/>
                 <w:i w:val="0"/>
-                <w:sz w:val="20"/>
+                <w:sz w:val="19"/>
               </w:rPr>
               <w:t>Тема</w:t>
             </w:r>
@@ -228,7 +228,7 @@
                 <w:rFonts w:ascii="Times New Roman" w:hAnsi="Times New Roman" w:cs="Times New Roman" w:eastAsia="Times New Roman"/>
                 <w:b w:val="0"/>
                 <w:i w:val="0"/>
-                <w:sz w:val="20"/>
+                <w:sz w:val="19"/>
               </w:rPr>
               <w:t>№5 — поиск ближайшей заправки по геолокации</w:t>
             </w:r>
@@ -251,7 +251,7 @@
                 <w:rFonts w:ascii="Times New Roman" w:hAnsi="Times New Roman" w:cs="Times New Roman" w:eastAsia="Times New Roman"/>
                 <w:b w:val="0"/>
                 <w:i w:val="0"/>
-                <w:sz w:val="20"/>
+                <w:sz w:val="19"/>
               </w:rPr>
               <w:t>Тип приложения</w:t>
             </w:r>
@@ -272,7 +272,7 @@
                 <w:rFonts w:ascii="Times New Roman" w:hAnsi="Times New Roman" w:cs="Times New Roman" w:eastAsia="Times New Roman"/>
                 <w:b w:val="0"/>
                 <w:i w:val="0"/>
-                <w:sz w:val="20"/>
+                <w:sz w:val="19"/>
               </w:rPr>
               <w:t>Нативное Android-приложение, Kotlin + Jetpack Compose</w:t>
             </w:r>
@@ -295,7 +295,7 @@
                 <w:rFonts w:ascii="Times New Roman" w:hAnsi="Times New Roman" w:cs="Times New Roman" w:eastAsia="Times New Roman"/>
                 <w:b w:val="0"/>
                 <w:i w:val="0"/>
-                <w:sz w:val="20"/>
+                <w:sz w:val="19"/>
               </w:rPr>
               <w:t>Состав команды</w:t>
             </w:r>
@@ -316,7 +316,7 @@
                 <w:rFonts w:ascii="Times New Roman" w:hAnsi="Times New Roman" w:cs="Times New Roman" w:eastAsia="Times New Roman"/>
                 <w:b w:val="0"/>
                 <w:i w:val="0"/>
-                <w:sz w:val="20"/>
+                <w:sz w:val="19"/>
               </w:rPr>
               <w:t>4 роли: проджект-менеджер, дизайнер UI/UX, Android-разработчик, QA и аналитик</w:t>
             </w:r>
@@ -339,7 +339,7 @@
                 <w:rFonts w:ascii="Times New Roman" w:hAnsi="Times New Roman" w:cs="Times New Roman" w:eastAsia="Times New Roman"/>
                 <w:b w:val="0"/>
                 <w:i w:val="0"/>
-                <w:sz w:val="20"/>
+                <w:sz w:val="19"/>
               </w:rPr>
               <w:t>Срок работы</w:t>
             </w:r>
@@ -360,7 +360,7 @@
                 <w:rFonts w:ascii="Times New Roman" w:hAnsi="Times New Roman" w:cs="Times New Roman" w:eastAsia="Times New Roman"/>
                 <w:b w:val="0"/>
                 <w:i w:val="0"/>
-                <w:sz w:val="20"/>
+                <w:sz w:val="19"/>
               </w:rPr>
               <w:t>18 сентября — 14 октября 2026 г.</w:t>
             </w:r>
@@ -383,7 +383,7 @@
                 <w:rFonts w:ascii="Times New Roman" w:hAnsi="Times New Roman" w:cs="Times New Roman" w:eastAsia="Times New Roman"/>
                 <w:b w:val="0"/>
                 <w:i w:val="0"/>
-                <w:sz w:val="20"/>
+                <w:sz w:val="19"/>
               </w:rPr>
               <w:t>Итоговый артефакт</w:t>
             </w:r>
@@ -404,7 +404,7 @@
                 <w:rFonts w:ascii="Times New Roman" w:hAnsi="Times New Roman" w:cs="Times New Roman" w:eastAsia="Times New Roman"/>
                 <w:b w:val="0"/>
                 <w:i w:val="0"/>
-                <w:sz w:val="20"/>
+                <w:sz w:val="19"/>
               </w:rPr>
               <w:t>app-debug.apk, 13,33 МБ; сборка успешна, проверено на эмуляторе Pixel 5</w:t>
             </w:r>
@@ -427,7 +427,7 @@
                 <w:rFonts w:ascii="Times New Roman" w:hAnsi="Times New Roman" w:cs="Times New Roman" w:eastAsia="Times New Roman"/>
                 <w:b w:val="0"/>
                 <w:i w:val="0"/>
-                <w:sz w:val="20"/>
+                <w:sz w:val="19"/>
               </w:rPr>
               <w:t>Дата отчёта</w:t>
             </w:r>
@@ -448,7 +448,7 @@
                 <w:rFonts w:ascii="Times New Roman" w:hAnsi="Times New Roman" w:cs="Times New Roman" w:eastAsia="Times New Roman"/>
                 <w:b w:val="0"/>
                 <w:i w:val="0"/>
-                <w:sz w:val="20"/>
+                <w:sz w:val="19"/>
               </w:rPr>
               <w:t>14 октября 2026 г.</w:t>
             </w:r>
@@ -2851,7 +2851,7 @@
                 <w:rFonts w:ascii="Times New Roman" w:hAnsi="Times New Roman" w:cs="Times New Roman" w:eastAsia="Times New Roman"/>
                 <w:b/>
                 <w:i w:val="0"/>
-                <w:sz w:val="20"/>
+                <w:sz w:val="19"/>
               </w:rPr>
               <w:t>Шаг</w:t>
             </w:r>
@@ -2872,7 +2872,7 @@
                 <w:rFonts w:ascii="Times New Roman" w:hAnsi="Times New Roman" w:cs="Times New Roman" w:eastAsia="Times New Roman"/>
                 <w:b/>
                 <w:i w:val="0"/>
-                <w:sz w:val="20"/>
+                <w:sz w:val="19"/>
               </w:rPr>
               <w:t>Значение</w:t>
             </w:r>
@@ -2893,7 +2893,7 @@
                 <w:rFonts w:ascii="Times New Roman" w:hAnsi="Times New Roman" w:cs="Times New Roman" w:eastAsia="Times New Roman"/>
                 <w:b/>
                 <w:i w:val="0"/>
-                <w:sz w:val="20"/>
+                <w:sz w:val="19"/>
               </w:rPr>
               <w:t>Откуда взято</w:t>
             </w:r>
@@ -2916,7 +2916,7 @@
                 <w:rFonts w:ascii="Times New Roman" w:hAnsi="Times New Roman" w:cs="Times New Roman" w:eastAsia="Times New Roman"/>
                 <w:b w:val="0"/>
                 <w:i w:val="0"/>
-                <w:sz w:val="20"/>
+                <w:sz w:val="19"/>
               </w:rPr>
               <w:t>Население города (Екатеринбург)</w:t>
             </w:r>
@@ -2937,7 +2937,7 @@
                 <w:rFonts w:ascii="Times New Roman" w:hAnsi="Times New Roman" w:cs="Times New Roman" w:eastAsia="Times New Roman"/>
                 <w:b w:val="0"/>
                 <w:i w:val="0"/>
-                <w:sz w:val="20"/>
+                <w:sz w:val="19"/>
               </w:rPr>
               <w:t>≈ 1,5 млн человек</w:t>
             </w:r>
@@ -2958,7 +2958,7 @@
                 <w:rFonts w:ascii="Times New Roman" w:hAnsi="Times New Roman" w:cs="Times New Roman" w:eastAsia="Times New Roman"/>
                 <w:b w:val="0"/>
                 <w:i w:val="0"/>
-                <w:sz w:val="20"/>
+                <w:sz w:val="19"/>
               </w:rPr>
               <w:t>Открытые данные о городе</w:t>
             </w:r>
@@ -2981,7 +2981,7 @@
                 <w:rFonts w:ascii="Times New Roman" w:hAnsi="Times New Roman" w:cs="Times New Roman" w:eastAsia="Times New Roman"/>
                 <w:b w:val="0"/>
                 <w:i w:val="0"/>
-                <w:sz w:val="20"/>
+                <w:sz w:val="19"/>
               </w:rPr>
               <w:t>Легковые автомобили</w:t>
             </w:r>
@@ -3002,7 +3002,7 @@
                 <w:rFonts w:ascii="Times New Roman" w:hAnsi="Times New Roman" w:cs="Times New Roman" w:eastAsia="Times New Roman"/>
                 <w:b w:val="0"/>
                 <w:i w:val="0"/>
-                <w:sz w:val="20"/>
+                <w:sz w:val="19"/>
               </w:rPr>
               <w:t>≈ 450 тыс.</w:t>
             </w:r>
@@ -3023,7 +3023,7 @@
                 <w:rFonts w:ascii="Times New Roman" w:hAnsi="Times New Roman" w:cs="Times New Roman" w:eastAsia="Times New Roman"/>
                 <w:b w:val="0"/>
                 <w:i w:val="0"/>
-                <w:sz w:val="20"/>
+                <w:sz w:val="19"/>
               </w:rPr>
               <w:t>Оценка при уровне автомобилизации ≈ 300 авто на 1000 жителей</w:t>
             </w:r>
@@ -3046,7 +3046,7 @@
                 <w:rFonts w:ascii="Times New Roman" w:hAnsi="Times New Roman" w:cs="Times New Roman" w:eastAsia="Times New Roman"/>
                 <w:b w:val="0"/>
                 <w:i w:val="0"/>
-                <w:sz w:val="20"/>
+                <w:sz w:val="19"/>
               </w:rPr>
               <w:t>Целевой сегмент: водители 25–45 лет с ежедневными поездками</w:t>
             </w:r>
@@ -3067,7 +3067,7 @@
                 <w:rFonts w:ascii="Times New Roman" w:hAnsi="Times New Roman" w:cs="Times New Roman" w:eastAsia="Times New Roman"/>
                 <w:b w:val="0"/>
                 <w:i w:val="0"/>
-                <w:sz w:val="20"/>
+                <w:sz w:val="19"/>
               </w:rPr>
               <w:t>≈ 180 тыс. (≈ 40 % автопарка)</w:t>
             </w:r>
@@ -3088,7 +3088,7 @@
                 <w:rFonts w:ascii="Times New Roman" w:hAnsi="Times New Roman" w:cs="Times New Roman" w:eastAsia="Times New Roman"/>
                 <w:b w:val="0"/>
                 <w:i w:val="0"/>
-                <w:sz w:val="20"/>
+                <w:sz w:val="19"/>
               </w:rPr>
               <w:t>Допущение</w:t>
             </w:r>
@@ -3111,7 +3111,7 @@
                 <w:rFonts w:ascii="Times New Roman" w:hAnsi="Times New Roman" w:cs="Times New Roman" w:eastAsia="Times New Roman"/>
                 <w:b w:val="0"/>
                 <w:i w:val="0"/>
-                <w:sz w:val="20"/>
+                <w:sz w:val="19"/>
               </w:rPr>
               <w:t>Готовы пользоваться отдельным приложением, а не универсальной картой</w:t>
             </w:r>
@@ -3132,7 +3132,7 @@
                 <w:rFonts w:ascii="Times New Roman" w:hAnsi="Times New Roman" w:cs="Times New Roman" w:eastAsia="Times New Roman"/>
                 <w:b w:val="0"/>
                 <w:i w:val="0"/>
-                <w:sz w:val="20"/>
+                <w:sz w:val="19"/>
               </w:rPr>
               <w:t>≈ 40 %</w:t>
             </w:r>
@@ -3153,7 +3153,7 @@
                 <w:rFonts w:ascii="Times New Roman" w:hAnsi="Times New Roman" w:cs="Times New Roman" w:eastAsia="Times New Roman"/>
                 <w:b w:val="0"/>
                 <w:i w:val="0"/>
-                <w:sz w:val="20"/>
+                <w:sz w:val="19"/>
               </w:rPr>
               <w:t>Допущение на основе анализа отзывов, требует проверки</w:t>
             </w:r>
@@ -3176,7 +3176,7 @@
                 <w:rFonts w:ascii="Times New Roman" w:hAnsi="Times New Roman" w:cs="Times New Roman" w:eastAsia="Times New Roman"/>
                 <w:b w:val="0"/>
                 <w:i w:val="0"/>
-                <w:sz w:val="20"/>
+                <w:sz w:val="19"/>
               </w:rPr>
               <w:t>Потенциальная аудитория в одном городе</w:t>
             </w:r>
@@ -3197,7 +3197,7 @@
                 <w:rFonts w:ascii="Times New Roman" w:hAnsi="Times New Roman" w:cs="Times New Roman" w:eastAsia="Times New Roman"/>
                 <w:b w:val="0"/>
                 <w:i w:val="0"/>
-                <w:sz w:val="20"/>
+                <w:sz w:val="19"/>
               </w:rPr>
               <w:t>≈ 72 тыс. человек</w:t>
             </w:r>
@@ -3218,7 +3218,7 @@
                 <w:rFonts w:ascii="Times New Roman" w:hAnsi="Times New Roman" w:cs="Times New Roman" w:eastAsia="Times New Roman"/>
                 <w:b w:val="0"/>
                 <w:i w:val="0"/>
-                <w:sz w:val="20"/>
+                <w:sz w:val="19"/>
               </w:rPr>
               <w:t>Произведение шагов выше</w:t>
             </w:r>
@@ -3241,7 +3241,7 @@
                 <w:rFonts w:ascii="Times New Roman" w:hAnsi="Times New Roman" w:cs="Times New Roman" w:eastAsia="Times New Roman"/>
                 <w:b w:val="0"/>
                 <w:i w:val="0"/>
-                <w:sz w:val="20"/>
+                <w:sz w:val="19"/>
               </w:rPr>
               <w:t>Технически доступны (Android, API 24+)</w:t>
             </w:r>
@@ -3262,7 +3262,7 @@
                 <w:rFonts w:ascii="Times New Roman" w:hAnsi="Times New Roman" w:cs="Times New Roman" w:eastAsia="Times New Roman"/>
                 <w:b w:val="0"/>
                 <w:i w:val="0"/>
-                <w:sz w:val="20"/>
+                <w:sz w:val="19"/>
               </w:rPr>
               <w:t>≈ 96 % Android-устройств</w:t>
             </w:r>
@@ -3283,7 +3283,7 @@
                 <w:rFonts w:ascii="Times New Roman" w:hAnsi="Times New Roman" w:cs="Times New Roman" w:eastAsia="Times New Roman"/>
                 <w:b w:val="0"/>
                 <w:i w:val="0"/>
-                <w:sz w:val="20"/>
+                <w:sz w:val="19"/>
               </w:rPr>
               <w:t>minSdk 24 по методичке</w:t>
             </w:r>
@@ -3702,7 +3702,7 @@
                 <w:rFonts w:ascii="Times New Roman" w:hAnsi="Times New Roman" w:cs="Times New Roman" w:eastAsia="Times New Roman"/>
                 <w:b/>
                 <w:i w:val="0"/>
-                <w:sz w:val="20"/>
+                <w:sz w:val="19"/>
               </w:rPr>
               <w:t>Параметр</w:t>
             </w:r>
@@ -3723,7 +3723,7 @@
                 <w:rFonts w:ascii="Times New Roman" w:hAnsi="Times New Roman" w:cs="Times New Roman" w:eastAsia="Times New Roman"/>
                 <w:b/>
                 <w:i w:val="0"/>
-                <w:sz w:val="20"/>
+                <w:sz w:val="19"/>
               </w:rPr>
               <w:t>Значение</w:t>
             </w:r>
@@ -3744,7 +3744,7 @@
                 <w:rFonts w:ascii="Times New Roman" w:hAnsi="Times New Roman" w:cs="Times New Roman" w:eastAsia="Times New Roman"/>
                 <w:b/>
                 <w:i w:val="0"/>
-                <w:sz w:val="20"/>
+                <w:sz w:val="19"/>
               </w:rPr>
               <w:t>Обоснование допущения</w:t>
             </w:r>
@@ -3767,7 +3767,7 @@
                 <w:rFonts w:ascii="Times New Roman" w:hAnsi="Times New Roman" w:cs="Times New Roman" w:eastAsia="Times New Roman"/>
                 <w:b w:val="0"/>
                 <w:i w:val="0"/>
-                <w:sz w:val="20"/>
+                <w:sz w:val="19"/>
               </w:rPr>
               <w:t>MAU к концу первого года</w:t>
             </w:r>
@@ -3788,7 +3788,7 @@
                 <w:rFonts w:ascii="Times New Roman" w:hAnsi="Times New Roman" w:cs="Times New Roman" w:eastAsia="Times New Roman"/>
                 <w:b w:val="0"/>
                 <w:i w:val="0"/>
-                <w:sz w:val="20"/>
+                <w:sz w:val="19"/>
               </w:rPr>
               <w:t>50 000</w:t>
             </w:r>
@@ -3809,7 +3809,7 @@
                 <w:rFonts w:ascii="Times New Roman" w:hAnsi="Times New Roman" w:cs="Times New Roman" w:eastAsia="Times New Roman"/>
                 <w:b w:val="0"/>
                 <w:i w:val="0"/>
-                <w:sz w:val="20"/>
+                <w:sz w:val="19"/>
               </w:rPr>
               <w:t>Консервативный сценарий: выход на 50 тыс. установок за первый год</w:t>
             </w:r>
@@ -3832,7 +3832,7 @@
                 <w:rFonts w:ascii="Times New Roman" w:hAnsi="Times New Roman" w:cs="Times New Roman" w:eastAsia="Times New Roman"/>
                 <w:b w:val="0"/>
                 <w:i w:val="0"/>
-                <w:sz w:val="20"/>
+                <w:sz w:val="19"/>
               </w:rPr>
               <w:t>Доля монетизируемой аудитории</w:t>
             </w:r>
@@ -3853,7 +3853,7 @@
                 <w:rFonts w:ascii="Times New Roman" w:hAnsi="Times New Roman" w:cs="Times New Roman" w:eastAsia="Times New Roman"/>
                 <w:b w:val="0"/>
                 <w:i w:val="0"/>
-                <w:sz w:val="20"/>
+                <w:sz w:val="19"/>
               </w:rPr>
               <w:t>40 %</w:t>
             </w:r>
@@ -3874,7 +3874,7 @@
                 <w:rFonts w:ascii="Times New Roman" w:hAnsi="Times New Roman" w:cs="Times New Roman" w:eastAsia="Times New Roman"/>
                 <w:b w:val="0"/>
                 <w:i w:val="0"/>
-                <w:sz w:val="20"/>
+                <w:sz w:val="19"/>
               </w:rPr>
               <w:t>Часть пользователей находится вне городов присутствия партнёров; часть сессий не сопровождается показом</w:t>
             </w:r>
@@ -3897,7 +3897,7 @@
                 <w:rFonts w:ascii="Times New Roman" w:hAnsi="Times New Roman" w:cs="Times New Roman" w:eastAsia="Times New Roman"/>
                 <w:b w:val="0"/>
                 <w:i w:val="0"/>
-                <w:sz w:val="20"/>
+                <w:sz w:val="19"/>
               </w:rPr>
               <w:t>Монетизируемая аудитория</w:t>
             </w:r>
@@ -3918,7 +3918,7 @@
                 <w:rFonts w:ascii="Times New Roman" w:hAnsi="Times New Roman" w:cs="Times New Roman" w:eastAsia="Times New Roman"/>
                 <w:b w:val="0"/>
                 <w:i w:val="0"/>
-                <w:sz w:val="20"/>
+                <w:sz w:val="19"/>
               </w:rPr>
               <w:t>20 000</w:t>
             </w:r>
@@ -3939,7 +3939,7 @@
                 <w:rFonts w:ascii="Times New Roman" w:hAnsi="Times New Roman" w:cs="Times New Roman" w:eastAsia="Times New Roman"/>
                 <w:b w:val="0"/>
                 <w:i w:val="0"/>
-                <w:sz w:val="20"/>
+                <w:sz w:val="19"/>
               </w:rPr>
               <w:t>50 000 × 40 %</w:t>
             </w:r>
@@ -3962,7 +3962,7 @@
                 <w:rFonts w:ascii="Times New Roman" w:hAnsi="Times New Roman" w:cs="Times New Roman" w:eastAsia="Times New Roman"/>
                 <w:b w:val="0"/>
                 <w:i w:val="0"/>
-                <w:sz w:val="20"/>
+                <w:sz w:val="19"/>
               </w:rPr>
               <w:t>ARPU монетизируемой части</w:t>
             </w:r>
@@ -3983,7 +3983,7 @@
                 <w:rFonts w:ascii="Times New Roman" w:hAnsi="Times New Roman" w:cs="Times New Roman" w:eastAsia="Times New Roman"/>
                 <w:b w:val="0"/>
                 <w:i w:val="0"/>
-                <w:sz w:val="20"/>
+                <w:sz w:val="19"/>
               </w:rPr>
               <w:t>6 ₽/мес</w:t>
             </w:r>
@@ -4004,7 +4004,7 @@
                 <w:rFonts w:ascii="Times New Roman" w:hAnsi="Times New Roman" w:cs="Times New Roman" w:eastAsia="Times New Roman"/>
                 <w:b w:val="0"/>
                 <w:i w:val="0"/>
-                <w:sz w:val="20"/>
+                <w:sz w:val="19"/>
               </w:rPr>
               <w:t>Оценка по логике локальной рекламы: невысокая цена контакта при узкой аудитории</w:t>
             </w:r>
@@ -4027,7 +4027,7 @@
                 <w:rFonts w:ascii="Times New Roman" w:hAnsi="Times New Roman" w:cs="Times New Roman" w:eastAsia="Times New Roman"/>
                 <w:b w:val="0"/>
                 <w:i w:val="0"/>
-                <w:sz w:val="20"/>
+                <w:sz w:val="19"/>
               </w:rPr>
               <w:t>Доход в месяц</w:t>
             </w:r>
@@ -4048,7 +4048,7 @@
                 <w:rFonts w:ascii="Times New Roman" w:hAnsi="Times New Roman" w:cs="Times New Roman" w:eastAsia="Times New Roman"/>
                 <w:b w:val="0"/>
                 <w:i w:val="0"/>
-                <w:sz w:val="20"/>
+                <w:sz w:val="19"/>
               </w:rPr>
               <w:t>120 000 ₽</w:t>
             </w:r>
@@ -4069,7 +4069,7 @@
                 <w:rFonts w:ascii="Times New Roman" w:hAnsi="Times New Roman" w:cs="Times New Roman" w:eastAsia="Times New Roman"/>
                 <w:b w:val="0"/>
                 <w:i w:val="0"/>
-                <w:sz w:val="20"/>
+                <w:sz w:val="19"/>
               </w:rPr>
               <w:t>20 000 × 6 ₽</w:t>
             </w:r>
@@ -4092,7 +4092,7 @@
                 <w:rFonts w:ascii="Times New Roman" w:hAnsi="Times New Roman" w:cs="Times New Roman" w:eastAsia="Times New Roman"/>
                 <w:b w:val="0"/>
                 <w:i w:val="0"/>
-                <w:sz w:val="20"/>
+                <w:sz w:val="19"/>
               </w:rPr>
               <w:t>Доход за год (при выходе на плановый MAU)</w:t>
             </w:r>
@@ -4113,7 +4113,7 @@
                 <w:rFonts w:ascii="Times New Roman" w:hAnsi="Times New Roman" w:cs="Times New Roman" w:eastAsia="Times New Roman"/>
                 <w:b w:val="0"/>
                 <w:i w:val="0"/>
-                <w:sz w:val="20"/>
+                <w:sz w:val="19"/>
               </w:rPr>
               <w:t>≈ 1 440 000 ₽</w:t>
             </w:r>
@@ -4134,7 +4134,7 @@
                 <w:rFonts w:ascii="Times New Roman" w:hAnsi="Times New Roman" w:cs="Times New Roman" w:eastAsia="Times New Roman"/>
                 <w:b w:val="0"/>
                 <w:i w:val="0"/>
-                <w:sz w:val="20"/>
+                <w:sz w:val="19"/>
               </w:rPr>
               <w:t>120 000 × 12</w:t>
             </w:r>
@@ -4230,7 +4230,7 @@
                 <w:rFonts w:ascii="Times New Roman" w:hAnsi="Times New Roman" w:cs="Times New Roman" w:eastAsia="Times New Roman"/>
                 <w:b/>
                 <w:i w:val="0"/>
-                <w:sz w:val="20"/>
+                <w:sz w:val="19"/>
               </w:rPr>
               <w:t>Статья</w:t>
             </w:r>
@@ -4251,7 +4251,7 @@
                 <w:rFonts w:ascii="Times New Roman" w:hAnsi="Times New Roman" w:cs="Times New Roman" w:eastAsia="Times New Roman"/>
                 <w:b/>
                 <w:i w:val="0"/>
-                <w:sz w:val="20"/>
+                <w:sz w:val="19"/>
               </w:rPr>
               <w:t>Расчёт</w:t>
             </w:r>
@@ -4272,7 +4272,7 @@
                 <w:rFonts w:ascii="Times New Roman" w:hAnsi="Times New Roman" w:cs="Times New Roman" w:eastAsia="Times New Roman"/>
                 <w:b/>
                 <w:i w:val="0"/>
-                <w:sz w:val="20"/>
+                <w:sz w:val="19"/>
               </w:rPr>
               <w:t>Сумма</w:t>
             </w:r>
@@ -4295,7 +4295,7 @@
                 <w:rFonts w:ascii="Times New Roman" w:hAnsi="Times New Roman" w:cs="Times New Roman" w:eastAsia="Times New Roman"/>
                 <w:b w:val="0"/>
                 <w:i w:val="0"/>
-                <w:sz w:val="20"/>
+                <w:sz w:val="19"/>
               </w:rPr>
               <w:t>Труд команды</w:t>
             </w:r>
@@ -4316,7 +4316,7 @@
                 <w:rFonts w:ascii="Times New Roman" w:hAnsi="Times New Roman" w:cs="Times New Roman" w:eastAsia="Times New Roman"/>
                 <w:b w:val="0"/>
                 <w:i w:val="0"/>
-                <w:sz w:val="20"/>
+                <w:sz w:val="19"/>
               </w:rPr>
               <w:t>4 роли × 120 ч = 480 ч × 700 ₽/ч (ставка джуниора)</w:t>
             </w:r>
@@ -4337,7 +4337,7 @@
                 <w:rFonts w:ascii="Times New Roman" w:hAnsi="Times New Roman" w:cs="Times New Roman" w:eastAsia="Times New Roman"/>
                 <w:b w:val="0"/>
                 <w:i w:val="0"/>
-                <w:sz w:val="20"/>
+                <w:sz w:val="19"/>
               </w:rPr>
               <w:t>336 000 ₽</w:t>
             </w:r>
@@ -4360,7 +4360,7 @@
                 <w:rFonts w:ascii="Times New Roman" w:hAnsi="Times New Roman" w:cs="Times New Roman" w:eastAsia="Times New Roman"/>
                 <w:b w:val="0"/>
                 <w:i w:val="0"/>
-                <w:sz w:val="20"/>
+                <w:sz w:val="19"/>
               </w:rPr>
               <w:t>Инфраструктура, лицензии, дизайн-материалы</w:t>
             </w:r>
@@ -4381,7 +4381,7 @@
                 <w:rFonts w:ascii="Times New Roman" w:hAnsi="Times New Roman" w:cs="Times New Roman" w:eastAsia="Times New Roman"/>
                 <w:b w:val="0"/>
                 <w:i w:val="0"/>
-                <w:sz w:val="20"/>
+                <w:sz w:val="19"/>
               </w:rPr>
               <w:t>Оценка на период разработки</w:t>
             </w:r>
@@ -4402,7 +4402,7 @@
                 <w:rFonts w:ascii="Times New Roman" w:hAnsi="Times New Roman" w:cs="Times New Roman" w:eastAsia="Times New Roman"/>
                 <w:b w:val="0"/>
                 <w:i w:val="0"/>
-                <w:sz w:val="20"/>
+                <w:sz w:val="19"/>
               </w:rPr>
               <w:t>30 000 ₽</w:t>
             </w:r>
@@ -4425,7 +4425,7 @@
                 <w:rFonts w:ascii="Times New Roman" w:hAnsi="Times New Roman" w:cs="Times New Roman" w:eastAsia="Times New Roman"/>
                 <w:b w:val="0"/>
                 <w:i w:val="0"/>
-                <w:sz w:val="20"/>
+                <w:sz w:val="19"/>
               </w:rPr>
               <w:t>Маркетинг на запуске</w:t>
             </w:r>
@@ -4446,7 +4446,7 @@
                 <w:rFonts w:ascii="Times New Roman" w:hAnsi="Times New Roman" w:cs="Times New Roman" w:eastAsia="Times New Roman"/>
                 <w:b w:val="0"/>
                 <w:i w:val="0"/>
-                <w:sz w:val="20"/>
+                <w:sz w:val="19"/>
               </w:rPr>
               <w:t>Продвижение в первый месяц</w:t>
             </w:r>
@@ -4467,7 +4467,7 @@
                 <w:rFonts w:ascii="Times New Roman" w:hAnsi="Times New Roman" w:cs="Times New Roman" w:eastAsia="Times New Roman"/>
                 <w:b w:val="0"/>
                 <w:i w:val="0"/>
-                <w:sz w:val="20"/>
+                <w:sz w:val="19"/>
               </w:rPr>
               <w:t>60 000 ₽</w:t>
             </w:r>
@@ -4490,7 +4490,7 @@
                 <w:rFonts w:ascii="Times New Roman" w:hAnsi="Times New Roman" w:cs="Times New Roman" w:eastAsia="Times New Roman"/>
                 <w:b w:val="0"/>
                 <w:i w:val="0"/>
-                <w:sz w:val="20"/>
+                <w:sz w:val="19"/>
               </w:rPr>
               <w:t>Итого</w:t>
             </w:r>
@@ -4511,7 +4511,7 @@
                 <w:rFonts w:ascii="Times New Roman" w:hAnsi="Times New Roman" w:cs="Times New Roman" w:eastAsia="Times New Roman"/>
                 <w:b w:val="0"/>
                 <w:i w:val="0"/>
-                <w:sz w:val="20"/>
+                <w:sz w:val="19"/>
               </w:rPr>
               <w:t>—</w:t>
             </w:r>
@@ -4532,7 +4532,7 @@
                 <w:rFonts w:ascii="Times New Roman" w:hAnsi="Times New Roman" w:cs="Times New Roman" w:eastAsia="Times New Roman"/>
                 <w:b w:val="0"/>
                 <w:i w:val="0"/>
-                <w:sz w:val="20"/>
+                <w:sz w:val="19"/>
               </w:rPr>
               <w:t>≈ 426 000 ₽</w:t>
             </w:r>
@@ -9561,7 +9561,7 @@
                 <w:i w:val="0"/>
                 <w:sz w:val="19"/>
               </w:rPr>
-              <w:t>Тайлы карты недоступны</w:t>
+              <w:t>Карты недоступны или требуют ключа</w:t>
             </w:r>
           </w:p>
         </w:tc>
@@ -9582,7 +9582,7 @@
                 <w:i w:val="0"/>
                 <w:sz w:val="19"/>
               </w:rPr>
-              <w:t>tile.openstreetmap.org отдавал 403 сторонним приложениям; CARTO требует ключ, Wikimedia — 403</w:t>
+              <w:t>tile.openstreetmap.org отдавал 403 сторонним приложениям; CARTO требует ключ, Wikimedia — 403; Google Maps и Яндекс.Карты требуют регистрации, ключа и квот</w:t>
             </w:r>
           </w:p>
         </w:tc>
@@ -9603,7 +9603,7 @@
                 <w:i w:val="0"/>
                 <w:sz w:val="19"/>
               </w:rPr>
-              <w:t>Перешли на tile.openstreetmap.de (те же данные, без ключа); провайдер вынесен в одну константу, кэш и офлайн-карта — в бэклоге</w:t>
+              <w:t>Выбрали osmdroid на открытых данных OpenStreetMap: ключ не нужен, есть кэш тайлов; тайлы переведены на tile.openstreetmap.de; провайдер вынесен в одну константу, офлайн-карта — в бэклоге</w:t>
             </w:r>
           </w:p>
         </w:tc>
@@ -9626,7 +9626,7 @@
                 <w:i w:val="0"/>
                 <w:sz w:val="19"/>
               </w:rPr>
-              <w:t>Карты требуют API-ключа и биллинга</w:t>
+              <w:t>Нет источника реальных цен, и это подрывает доверие</w:t>
             </w:r>
           </w:p>
         </w:tc>
@@ -9647,7 +9647,7 @@
                 <w:i w:val="0"/>
                 <w:sz w:val="19"/>
               </w:rPr>
-              <w:t>Google Maps и Яндекс.Карты — регистрация, ключ, квоты</w:t>
+              <w:t>Онлайн-цены требуют договора и ключа; демонстрационные цены можно принять за настоящие</w:t>
             </w:r>
           </w:p>
         </w:tc>
@@ -9668,7 +9668,7 @@
                 <w:i w:val="0"/>
                 <w:sz w:val="19"/>
               </w:rPr>
-              <w:t>Выбрали osmdroid на открытых данных OpenStreetMap: ключ не нужен, есть кэш тайлов</w:t>
+              <w:t>Локальный справочник на 26 АЗС с честной пометкой «данные демонстрационные» в интерфейсе и в отчёте; улицы Екатеринбурга взяты реальные; источник изолирован и заменяется без переписывания UI</w:t>
             </w:r>
           </w:p>
         </w:tc>
@@ -9691,7 +9691,7 @@
                 <w:i w:val="0"/>
                 <w:sz w:val="19"/>
               </w:rPr>
-              <w:t>Нет источника реальных цен</w:t>
+              <w:t>Геолокация не даёт координаты</w:t>
             </w:r>
           </w:p>
         </w:tc>
@@ -9712,7 +9712,7 @@
                 <w:i w:val="0"/>
                 <w:sz w:val="19"/>
               </w:rPr>
-              <w:t>Онлайн-цены требуют договора и ключа</w:t>
+              <w:t>На эмуляторе без заданной точки экран висел на «Определяем местоположение…»</w:t>
             </w:r>
           </w:p>
         </w:tc>
@@ -9733,7 +9733,7 @@
                 <w:i w:val="0"/>
                 <w:sz w:val="19"/>
               </w:rPr>
-              <w:t>Локальный справочник на 26 АЗС с честной пометкой «данные демонстрационные»; источник изолирован и заменяется без переписывания UI</w:t>
+              <w:t>Таймаут 6 секунд и переход на демо-точку с честным сообщением в шапке; отказ в разрешении не блокирует работу</w:t>
             </w:r>
           </w:p>
         </w:tc>
@@ -9756,7 +9756,7 @@
                 <w:i w:val="0"/>
                 <w:sz w:val="19"/>
               </w:rPr>
-              <w:t>Вымышленные данные снижают доверие</w:t>
+              <w:t>Сжатые сроки</w:t>
             </w:r>
           </w:p>
         </w:tc>
@@ -9777,7 +9777,7 @@
                 <w:i w:val="0"/>
                 <w:sz w:val="19"/>
               </w:rPr>
-              <w:t>Демонстрационные цены можно принять за реальные</w:t>
+              <w:t>Четыре недели на проект с картой, геолокацией и хранением</w:t>
             </w:r>
           </w:p>
         </w:tc>
@@ -9798,7 +9798,7 @@
                 <w:i w:val="0"/>
                 <w:sz w:val="19"/>
               </w:rPr>
-              <w:t>Пометка в интерфейсе и в отчёте; улицы Екатеринбурга взяты реальные, чтобы карта выглядела правдоподобно</w:t>
+              <w:t>Жёсткий скоуп MVP, 10 идей в бэклоге, правило «не влияет на главный сценарий — в бэклог»</w:t>
             </w:r>
           </w:p>
         </w:tc>
@@ -9821,7 +9821,7 @@
                 <w:i w:val="0"/>
                 <w:sz w:val="19"/>
               </w:rPr>
-              <w:t>Геолокация не даёт координаты</w:t>
+              <w:t>Участник выпадет из проекта</w:t>
             </w:r>
           </w:p>
         </w:tc>
@@ -9842,7 +9842,7 @@
                 <w:i w:val="0"/>
                 <w:sz w:val="19"/>
               </w:rPr>
-              <w:t>На эмуляторе без заданной точки экран висел на «Определяем местоположение…»</w:t>
+              <w:t>Проект может остановиться без конкретного человека</w:t>
             </w:r>
           </w:p>
         </w:tc>
@@ -9863,137 +9863,7 @@
                 <w:i w:val="0"/>
                 <w:sz w:val="19"/>
               </w:rPr>
-              <w:t>Таймаут 6 секунд и переход на демо-точку с честным сообщением в шапке</w:t>
-            </w:r>
-          </w:p>
-        </w:tc>
-      </w:tr>
-      <w:tr>
-        <w:tc>
-          <w:tcPr>
-            <w:tcW w:type="dxa" w:w="1928"/>
-          </w:tcPr>
-          <w:p>
-            <w:pPr>
-              <w:spacing w:before="0" w:after="20" w:lineRule="auto" w:line="240"/>
-              <w:jc w:val="left"/>
-            </w:pPr>
-            <w:r/>
-            <w:r>
-              <w:rPr>
-                <w:rFonts w:ascii="Times New Roman" w:hAnsi="Times New Roman" w:cs="Times New Roman" w:eastAsia="Times New Roman"/>
-                <w:b w:val="0"/>
-                <w:i w:val="0"/>
-                <w:sz w:val="19"/>
-              </w:rPr>
-              <w:t>Сжатые сроки</w:t>
-            </w:r>
-          </w:p>
-        </w:tc>
-        <w:tc>
-          <w:tcPr>
-            <w:tcW w:type="dxa" w:w="3402"/>
-          </w:tcPr>
-          <w:p>
-            <w:pPr>
-              <w:spacing w:before="0" w:after="20" w:lineRule="auto" w:line="240"/>
-              <w:jc w:val="left"/>
-            </w:pPr>
-            <w:r/>
-            <w:r>
-              <w:rPr>
-                <w:rFonts w:ascii="Times New Roman" w:hAnsi="Times New Roman" w:cs="Times New Roman" w:eastAsia="Times New Roman"/>
-                <w:b w:val="0"/>
-                <w:i w:val="0"/>
-                <w:sz w:val="19"/>
-              </w:rPr>
-              <w:t>Четыре недели на проект с картой, геолокацией и хранением</w:t>
-            </w:r>
-          </w:p>
-        </w:tc>
-        <w:tc>
-          <w:tcPr>
-            <w:tcW w:type="dxa" w:w="4025"/>
-          </w:tcPr>
-          <w:p>
-            <w:pPr>
-              <w:spacing w:before="0" w:after="20" w:lineRule="auto" w:line="240"/>
-              <w:jc w:val="left"/>
-            </w:pPr>
-            <w:r/>
-            <w:r>
-              <w:rPr>
-                <w:rFonts w:ascii="Times New Roman" w:hAnsi="Times New Roman" w:cs="Times New Roman" w:eastAsia="Times New Roman"/>
-                <w:b w:val="0"/>
-                <w:i w:val="0"/>
-                <w:sz w:val="19"/>
-              </w:rPr>
-              <w:t>Жёсткий скоуп MVP, 10 идей в бэклоге, правило «не влияет на главный сценарий — в бэклог»</w:t>
-            </w:r>
-          </w:p>
-        </w:tc>
-      </w:tr>
-      <w:tr>
-        <w:tc>
-          <w:tcPr>
-            <w:tcW w:type="dxa" w:w="1928"/>
-          </w:tcPr>
-          <w:p>
-            <w:pPr>
-              <w:spacing w:before="0" w:after="20" w:lineRule="auto" w:line="240"/>
-              <w:jc w:val="left"/>
-            </w:pPr>
-            <w:r/>
-            <w:r>
-              <w:rPr>
-                <w:rFonts w:ascii="Times New Roman" w:hAnsi="Times New Roman" w:cs="Times New Roman" w:eastAsia="Times New Roman"/>
-                <w:b w:val="0"/>
-                <w:i w:val="0"/>
-                <w:sz w:val="19"/>
-              </w:rPr>
-              <w:t>Участник выпадет из проекта</w:t>
-            </w:r>
-          </w:p>
-        </w:tc>
-        <w:tc>
-          <w:tcPr>
-            <w:tcW w:type="dxa" w:w="3402"/>
-          </w:tcPr>
-          <w:p>
-            <w:pPr>
-              <w:spacing w:before="0" w:after="20" w:lineRule="auto" w:line="240"/>
-              <w:jc w:val="left"/>
-            </w:pPr>
-            <w:r/>
-            <w:r>
-              <w:rPr>
-                <w:rFonts w:ascii="Times New Roman" w:hAnsi="Times New Roman" w:cs="Times New Roman" w:eastAsia="Times New Roman"/>
-                <w:b w:val="0"/>
-                <w:i w:val="0"/>
-                <w:sz w:val="19"/>
-              </w:rPr>
-              <w:t>Проект может остановиться без конкретного человека</w:t>
-            </w:r>
-          </w:p>
-        </w:tc>
-        <w:tc>
-          <w:tcPr>
-            <w:tcW w:type="dxa" w:w="4025"/>
-          </w:tcPr>
-          <w:p>
-            <w:pPr>
-              <w:spacing w:before="0" w:after="20" w:lineRule="auto" w:line="240"/>
-              <w:jc w:val="left"/>
-            </w:pPr>
-            <w:r/>
-            <w:r>
-              <w:rPr>
-                <w:rFonts w:ascii="Times New Roman" w:hAnsi="Times New Roman" w:cs="Times New Roman" w:eastAsia="Times New Roman"/>
-                <w:b w:val="0"/>
-                <w:i w:val="0"/>
-                <w:sz w:val="19"/>
-              </w:rPr>
-              <w:t>README на 162 строки и комментарии в коде; слои разделены, поэтому часть можно заменить без переписывания остального</w:t>
+              <w:t>README на 169 строк и комментарии в коде; слои разделены, поэтому часть можно заменить без переписывания остального</w:t>
             </w:r>
           </w:p>
         </w:tc>
@@ -10070,7 +9940,7 @@
                 <w:rFonts w:ascii="Times New Roman" w:hAnsi="Times New Roman" w:cs="Times New Roman" w:eastAsia="Times New Roman"/>
                 <w:b/>
                 <w:i w:val="0"/>
-                <w:sz w:val="20"/>
+                <w:sz w:val="19"/>
               </w:rPr>
               <w:t>Показатель</w:t>
             </w:r>
@@ -10091,7 +9961,7 @@
                 <w:rFonts w:ascii="Times New Roman" w:hAnsi="Times New Roman" w:cs="Times New Roman" w:eastAsia="Times New Roman"/>
                 <w:b/>
                 <w:i w:val="0"/>
-                <w:sz w:val="20"/>
+                <w:sz w:val="19"/>
               </w:rPr>
               <w:t>Значение</w:t>
             </w:r>
@@ -10114,7 +9984,7 @@
                 <w:rFonts w:ascii="Times New Roman" w:hAnsi="Times New Roman" w:cs="Times New Roman" w:eastAsia="Times New Roman"/>
                 <w:b w:val="0"/>
                 <w:i w:val="0"/>
-                <w:sz w:val="20"/>
+                <w:sz w:val="19"/>
               </w:rPr>
               <w:t>Экраны</w:t>
             </w:r>
@@ -10135,7 +10005,7 @@
                 <w:rFonts w:ascii="Times New Roman" w:hAnsi="Times New Roman" w:cs="Times New Roman" w:eastAsia="Times New Roman"/>
                 <w:b w:val="0"/>
                 <w:i w:val="0"/>
-                <w:sz w:val="20"/>
+                <w:sz w:val="19"/>
               </w:rPr>
               <w:t>6: онбординг (3 шага), карта, список, карточка АЗС, форма добавления, профиль</w:t>
             </w:r>
@@ -10158,7 +10028,7 @@
                 <w:rFonts w:ascii="Times New Roman" w:hAnsi="Times New Roman" w:cs="Times New Roman" w:eastAsia="Times New Roman"/>
                 <w:b w:val="0"/>
                 <w:i w:val="0"/>
-                <w:sz w:val="20"/>
+                <w:sz w:val="19"/>
               </w:rPr>
               <w:t>Функции MVP</w:t>
             </w:r>
@@ -10179,7 +10049,7 @@
                 <w:rFonts w:ascii="Times New Roman" w:hAnsi="Times New Roman" w:cs="Times New Roman" w:eastAsia="Times New Roman"/>
                 <w:b w:val="0"/>
                 <w:i w:val="0"/>
-                <w:sz w:val="20"/>
+                <w:sz w:val="19"/>
               </w:rPr>
               <w:t>8 из 8 закрыты</w:t>
             </w:r>
@@ -10202,7 +10072,7 @@
                 <w:rFonts w:ascii="Times New Roman" w:hAnsi="Times New Roman" w:cs="Times New Roman" w:eastAsia="Times New Roman"/>
                 <w:b w:val="0"/>
                 <w:i w:val="0"/>
-                <w:sz w:val="20"/>
+                <w:sz w:val="19"/>
               </w:rPr>
               <w:t>Код</w:t>
             </w:r>
@@ -10223,7 +10093,7 @@
                 <w:rFonts w:ascii="Times New Roman" w:hAnsi="Times New Roman" w:cs="Times New Roman" w:eastAsia="Times New Roman"/>
                 <w:b w:val="0"/>
                 <w:i w:val="0"/>
-                <w:sz w:val="20"/>
+                <w:sz w:val="19"/>
               </w:rPr>
               <w:t>22 файла Kotlin, 2 777 строк кода (без пустых строк)</w:t>
             </w:r>
@@ -10246,7 +10116,7 @@
                 <w:rFonts w:ascii="Times New Roman" w:hAnsi="Times New Roman" w:cs="Times New Roman" w:eastAsia="Times New Roman"/>
                 <w:b w:val="0"/>
                 <w:i w:val="0"/>
-                <w:sz w:val="20"/>
+                <w:sz w:val="19"/>
               </w:rPr>
               <w:t>Справочник АЗС</w:t>
             </w:r>
@@ -10267,7 +10137,7 @@
                 <w:rFonts w:ascii="Times New Roman" w:hAnsi="Times New Roman" w:cs="Times New Roman" w:eastAsia="Times New Roman"/>
                 <w:b w:val="0"/>
                 <w:i w:val="0"/>
-                <w:sz w:val="20"/>
+                <w:sz w:val="19"/>
               </w:rPr>
               <w:t>26 станций, 7 брендов (Роснефть, Лукойл, Газпромнефть, Башнефть, Татнефть, Neste, Трасса)</w:t>
             </w:r>
@@ -10290,7 +10160,7 @@
                 <w:rFonts w:ascii="Times New Roman" w:hAnsi="Times New Roman" w:cs="Times New Roman" w:eastAsia="Times New Roman"/>
                 <w:b w:val="0"/>
                 <w:i w:val="0"/>
-                <w:sz w:val="20"/>
+                <w:sz w:val="19"/>
               </w:rPr>
               <w:t>Иконки</w:t>
             </w:r>
@@ -10311,7 +10181,7 @@
                 <w:rFonts w:ascii="Times New Roman" w:hAnsi="Times New Roman" w:cs="Times New Roman" w:eastAsia="Times New Roman"/>
                 <w:b w:val="0"/>
                 <w:i w:val="0"/>
-                <w:sz w:val="20"/>
+                <w:sz w:val="19"/>
               </w:rPr>
               <w:t>9 собственных векторных иконок вместо библиотечных</w:t>
             </w:r>
@@ -10334,7 +10204,7 @@
                 <w:rFonts w:ascii="Times New Roman" w:hAnsi="Times New Roman" w:cs="Times New Roman" w:eastAsia="Times New Roman"/>
                 <w:b w:val="0"/>
                 <w:i w:val="0"/>
-                <w:sz w:val="20"/>
+                <w:sz w:val="19"/>
               </w:rPr>
               <w:t>Unit-тесты</w:t>
             </w:r>
@@ -10355,7 +10225,7 @@
                 <w:rFonts w:ascii="Times New Roman" w:hAnsi="Times New Roman" w:cs="Times New Roman" w:eastAsia="Times New Roman"/>
                 <w:b w:val="0"/>
                 <w:i w:val="0"/>
-                <w:sz w:val="20"/>
+                <w:sz w:val="19"/>
               </w:rPr>
               <w:t>7 тестов GeoTest, все проходят (запуск ./gradlew test)</w:t>
             </w:r>
@@ -10378,7 +10248,7 @@
                 <w:rFonts w:ascii="Times New Roman" w:hAnsi="Times New Roman" w:cs="Times New Roman" w:eastAsia="Times New Roman"/>
                 <w:b w:val="0"/>
                 <w:i w:val="0"/>
-                <w:sz w:val="20"/>
+                <w:sz w:val="19"/>
               </w:rPr>
               <w:t>APK</w:t>
             </w:r>
@@ -10399,7 +10269,7 @@
                 <w:rFonts w:ascii="Times New Roman" w:hAnsi="Times New Roman" w:cs="Times New Roman" w:eastAsia="Times New Roman"/>
                 <w:b w:val="0"/>
                 <w:i w:val="0"/>
-                <w:sz w:val="20"/>
+                <w:sz w:val="19"/>
               </w:rPr>
               <w:t>app-debug.apk, 13,33 МБ; сборка успешна</w:t>
             </w:r>
@@ -10422,7 +10292,7 @@
                 <w:rFonts w:ascii="Times New Roman" w:hAnsi="Times New Roman" w:cs="Times New Roman" w:eastAsia="Times New Roman"/>
                 <w:b w:val="0"/>
                 <w:i w:val="0"/>
-                <w:sz w:val="20"/>
+                <w:sz w:val="19"/>
               </w:rPr>
               <w:t>Проверено на устройстве</w:t>
             </w:r>
@@ -10443,7 +10313,7 @@
                 <w:rFonts w:ascii="Times New Roman" w:hAnsi="Times New Roman" w:cs="Times New Roman" w:eastAsia="Times New Roman"/>
                 <w:b w:val="0"/>
                 <w:i w:val="0"/>
-                <w:sz w:val="20"/>
+                <w:sz w:val="19"/>
               </w:rPr>
               <w:t>Эмулятор Pixel 5, Android 12 (API 31) — установка и прогон ключевых сценариев</w:t>
             </w:r>
@@ -10466,7 +10336,7 @@
                 <w:rFonts w:ascii="Times New Roman" w:hAnsi="Times New Roman" w:cs="Times New Roman" w:eastAsia="Times New Roman"/>
                 <w:b w:val="0"/>
                 <w:i w:val="0"/>
-                <w:sz w:val="20"/>
+                <w:sz w:val="19"/>
               </w:rPr>
               <w:t>Репозиторий Git</w:t>
             </w:r>
@@ -10487,9 +10357,9 @@
                 <w:rFonts w:ascii="Times New Roman" w:hAnsi="Times New Roman" w:cs="Times New Roman" w:eastAsia="Times New Roman"/>
                 <w:b w:val="0"/>
                 <w:i w:val="0"/>
-                <w:sz w:val="20"/>
-              </w:rPr>
-              <w:t>Ветка main, 2 коммита, 68 файлов</w:t>
+                <w:sz w:val="19"/>
+              </w:rPr>
+              <w:t>Ветка main, 3 коммита, 74 файла</w:t>
             </w:r>
           </w:p>
         </w:tc>
@@ -10510,7 +10380,7 @@
                 <w:rFonts w:ascii="Times New Roman" w:hAnsi="Times New Roman" w:cs="Times New Roman" w:eastAsia="Times New Roman"/>
                 <w:b w:val="0"/>
                 <w:i w:val="0"/>
-                <w:sz w:val="20"/>
+                <w:sz w:val="19"/>
               </w:rPr>
               <w:t>Документация и медиа</w:t>
             </w:r>
@@ -10531,9 +10401,9 @@
                 <w:rFonts w:ascii="Times New Roman" w:hAnsi="Times New Roman" w:cs="Times New Roman" w:eastAsia="Times New Roman"/>
                 <w:b w:val="0"/>
                 <w:i w:val="0"/>
-                <w:sz w:val="20"/>
-              </w:rPr>
-              <w:t>README (162 строки), 5 скриншотов и демо-видео 45 секунд в каталоге docs/</w:t>
+                <w:sz w:val="19"/>
+              </w:rPr>
+              <w:t>README (169 строк), 5 скриншотов и демо-видео 45 секунд в каталоге docs/</w:t>
             </w:r>
           </w:p>
         </w:tc>
@@ -11022,7 +10892,7 @@
                 <w:rFonts w:ascii="Times New Roman" w:hAnsi="Times New Roman" w:cs="Times New Roman" w:eastAsia="Times New Roman"/>
                 <w:b/>
                 <w:i w:val="0"/>
-                <w:sz w:val="20"/>
+                <w:sz w:val="19"/>
               </w:rPr>
               <w:t>Метрика</w:t>
             </w:r>
@@ -11043,7 +10913,7 @@
                 <w:rFonts w:ascii="Times New Roman" w:hAnsi="Times New Roman" w:cs="Times New Roman" w:eastAsia="Times New Roman"/>
                 <w:b/>
                 <w:i w:val="0"/>
-                <w:sz w:val="20"/>
+                <w:sz w:val="19"/>
               </w:rPr>
               <w:t>Целевое значение</w:t>
             </w:r>
@@ -11064,7 +10934,7 @@
                 <w:rFonts w:ascii="Times New Roman" w:hAnsi="Times New Roman" w:cs="Times New Roman" w:eastAsia="Times New Roman"/>
                 <w:b/>
                 <w:i w:val="0"/>
-                <w:sz w:val="20"/>
+                <w:sz w:val="19"/>
               </w:rPr>
               <w:t>Как измерить</w:t>
             </w:r>
@@ -11087,7 +10957,7 @@
                 <w:rFonts w:ascii="Times New Roman" w:hAnsi="Times New Roman" w:cs="Times New Roman" w:eastAsia="Times New Roman"/>
                 <w:b w:val="0"/>
                 <w:i w:val="0"/>
-                <w:sz w:val="20"/>
+                <w:sz w:val="19"/>
               </w:rPr>
               <w:t>Активация</w:t>
             </w:r>
@@ -11108,7 +10978,7 @@
                 <w:rFonts w:ascii="Times New Roman" w:hAnsi="Times New Roman" w:cs="Times New Roman" w:eastAsia="Times New Roman"/>
                 <w:b w:val="0"/>
                 <w:i w:val="0"/>
-                <w:sz w:val="20"/>
+                <w:sz w:val="19"/>
               </w:rPr>
               <w:t>≥ 60 %</w:t>
             </w:r>
@@ -11129,7 +10999,7 @@
                 <w:rFonts w:ascii="Times New Roman" w:hAnsi="Times New Roman" w:cs="Times New Roman" w:eastAsia="Times New Roman"/>
                 <w:b w:val="0"/>
                 <w:i w:val="0"/>
-                <w:sz w:val="20"/>
+                <w:sz w:val="19"/>
               </w:rPr>
               <w:t>Прошли онбординг и увидели список АЗС — аналитика в приложении (метрика переопределена, см. ниже)</w:t>
             </w:r>
@@ -11152,7 +11022,7 @@
                 <w:rFonts w:ascii="Times New Roman" w:hAnsi="Times New Roman" w:cs="Times New Roman" w:eastAsia="Times New Roman"/>
                 <w:b w:val="0"/>
                 <w:i w:val="0"/>
-                <w:sz w:val="20"/>
+                <w:sz w:val="19"/>
               </w:rPr>
               <w:t>Удержание 1 дня</w:t>
             </w:r>
@@ -11173,7 +11043,7 @@
                 <w:rFonts w:ascii="Times New Roman" w:hAnsi="Times New Roman" w:cs="Times New Roman" w:eastAsia="Times New Roman"/>
                 <w:b w:val="0"/>
                 <w:i w:val="0"/>
-                <w:sz w:val="20"/>
+                <w:sz w:val="19"/>
               </w:rPr>
               <w:t>≥ 40 %</w:t>
             </w:r>
@@ -11194,7 +11064,7 @@
                 <w:rFonts w:ascii="Times New Roman" w:hAnsi="Times New Roman" w:cs="Times New Roman" w:eastAsia="Times New Roman"/>
                 <w:b w:val="0"/>
                 <w:i w:val="0"/>
-                <w:sz w:val="20"/>
+                <w:sz w:val="19"/>
               </w:rPr>
               <w:t>Вернулись на следующий день — аналитика в приложении</w:t>
             </w:r>
@@ -11217,7 +11087,7 @@
                 <w:rFonts w:ascii="Times New Roman" w:hAnsi="Times New Roman" w:cs="Times New Roman" w:eastAsia="Times New Roman"/>
                 <w:b w:val="0"/>
                 <w:i w:val="0"/>
-                <w:sz w:val="20"/>
+                <w:sz w:val="19"/>
               </w:rPr>
               <w:t>Конверсия в целевое действие</w:t>
             </w:r>
@@ -11238,7 +11108,7 @@
                 <w:rFonts w:ascii="Times New Roman" w:hAnsi="Times New Roman" w:cs="Times New Roman" w:eastAsia="Times New Roman"/>
                 <w:b w:val="0"/>
                 <w:i w:val="0"/>
-                <w:sz w:val="20"/>
+                <w:sz w:val="19"/>
               </w:rPr>
               <w:t>≥ 20 %</w:t>
             </w:r>
@@ -11259,7 +11129,7 @@
                 <w:rFonts w:ascii="Times New Roman" w:hAnsi="Times New Roman" w:cs="Times New Roman" w:eastAsia="Times New Roman"/>
                 <w:b w:val="0"/>
                 <w:i w:val="0"/>
-                <w:sz w:val="20"/>
+                <w:sz w:val="19"/>
               </w:rPr>
               <w:t>Открыли карточку АЗС и нажали «Маршрут» — аналитика в приложении</w:t>
             </w:r>
@@ -11282,7 +11152,7 @@
                 <w:rFonts w:ascii="Times New Roman" w:hAnsi="Times New Roman" w:cs="Times New Roman" w:eastAsia="Times New Roman"/>
                 <w:b w:val="0"/>
                 <w:i w:val="0"/>
-                <w:sz w:val="20"/>
+                <w:sz w:val="19"/>
               </w:rPr>
               <w:t>Crash rate</w:t>
             </w:r>
@@ -11303,7 +11173,7 @@
                 <w:rFonts w:ascii="Times New Roman" w:hAnsi="Times New Roman" w:cs="Times New Roman" w:eastAsia="Times New Roman"/>
                 <w:b w:val="0"/>
                 <w:i w:val="0"/>
-                <w:sz w:val="20"/>
+                <w:sz w:val="19"/>
               </w:rPr>
               <w:t>&lt; 2 %</w:t>
             </w:r>
@@ -11324,7 +11194,7 @@
                 <w:rFonts w:ascii="Times New Roman" w:hAnsi="Times New Roman" w:cs="Times New Roman" w:eastAsia="Times New Roman"/>
                 <w:b w:val="0"/>
                 <w:i w:val="0"/>
-                <w:sz w:val="20"/>
+                <w:sz w:val="19"/>
               </w:rPr>
               <w:t>Crashlytics / Sentry; подключение в бэклоге, сейчас контроль по логам и ручным прогонам</w:t>
             </w:r>
@@ -11347,7 +11217,7 @@
                 <w:rFonts w:ascii="Times New Roman" w:hAnsi="Times New Roman" w:cs="Times New Roman" w:eastAsia="Times New Roman"/>
                 <w:b w:val="0"/>
                 <w:i w:val="0"/>
-                <w:sz w:val="20"/>
+                <w:sz w:val="19"/>
               </w:rPr>
               <w:t>Средняя оценка</w:t>
             </w:r>
@@ -11368,7 +11238,7 @@
                 <w:rFonts w:ascii="Times New Roman" w:hAnsi="Times New Roman" w:cs="Times New Roman" w:eastAsia="Times New Roman"/>
                 <w:b w:val="0"/>
                 <w:i w:val="0"/>
-                <w:sz w:val="20"/>
+                <w:sz w:val="19"/>
               </w:rPr>
               <w:t>≥ 4,0</w:t>
             </w:r>
@@ -11389,7 +11259,7 @@
                 <w:rFonts w:ascii="Times New Roman" w:hAnsi="Times New Roman" w:cs="Times New Roman" w:eastAsia="Times New Roman"/>
                 <w:b w:val="0"/>
                 <w:i w:val="0"/>
-                <w:sz w:val="20"/>
+                <w:sz w:val="19"/>
               </w:rPr>
               <w:t>Опрос среди тестировщиков по 5-балльной шкале</w:t>
             </w:r>
@@ -11887,7 +11757,7 @@
                 <w:rFonts w:ascii="Times New Roman" w:hAnsi="Times New Roman" w:cs="Times New Roman" w:eastAsia="Times New Roman"/>
                 <w:b/>
                 <w:i w:val="0"/>
-                <w:sz w:val="20"/>
+                <w:sz w:val="19"/>
               </w:rPr>
               <w:t>Не сделано</w:t>
             </w:r>
@@ -11908,7 +11778,7 @@
                 <w:rFonts w:ascii="Times New Roman" w:hAnsi="Times New Roman" w:cs="Times New Roman" w:eastAsia="Times New Roman"/>
                 <w:b/>
                 <w:i w:val="0"/>
-                <w:sz w:val="20"/>
+                <w:sz w:val="19"/>
               </w:rPr>
               <w:t>Причина</w:t>
             </w:r>
@@ -11931,7 +11801,7 @@
                 <w:rFonts w:ascii="Times New Roman" w:hAnsi="Times New Roman" w:cs="Times New Roman" w:eastAsia="Times New Roman"/>
                 <w:b w:val="0"/>
                 <w:i w:val="0"/>
-                <w:sz w:val="20"/>
+                <w:sz w:val="19"/>
               </w:rPr>
               <w:t>Онлайн-цены в реальном времени</w:t>
             </w:r>
@@ -11952,7 +11822,7 @@
                 <w:rFonts w:ascii="Times New Roman" w:hAnsi="Times New Roman" w:cs="Times New Roman" w:eastAsia="Times New Roman"/>
                 <w:b w:val="0"/>
                 <w:i w:val="0"/>
-                <w:sz w:val="20"/>
+                <w:sz w:val="19"/>
               </w:rPr>
               <w:t>Нет бесплатного источника; любой API требует ключа, биллинга и договора. Осознанно исключено из MVP</w:t>
             </w:r>
@@ -11975,7 +11845,7 @@
                 <w:rFonts w:ascii="Times New Roman" w:hAnsi="Times New Roman" w:cs="Times New Roman" w:eastAsia="Times New Roman"/>
                 <w:b w:val="0"/>
                 <w:i w:val="0"/>
-                <w:sz w:val="20"/>
+                <w:sz w:val="19"/>
               </w:rPr>
               <w:t>Регистрация и авторизация</w:t>
             </w:r>
@@ -11996,7 +11866,7 @@
                 <w:rFonts w:ascii="Times New Roman" w:hAnsi="Times New Roman" w:cs="Times New Roman" w:eastAsia="Times New Roman"/>
                 <w:b w:val="0"/>
                 <w:i w:val="0"/>
-                <w:sz w:val="20"/>
+                <w:sz w:val="19"/>
               </w:rPr>
               <w:t>Главное действие доступно без аккаунта; регистрация добавила бы экраны, сервер и требования 152-ФЗ, не улучшив основной сценарий</w:t>
             </w:r>
@@ -12019,7 +11889,7 @@
                 <w:rFonts w:ascii="Times New Roman" w:hAnsi="Times New Roman" w:cs="Times New Roman" w:eastAsia="Times New Roman"/>
                 <w:b w:val="0"/>
                 <w:i w:val="0"/>
-                <w:sz w:val="20"/>
+                <w:sz w:val="19"/>
               </w:rPr>
               <w:t>Серверная часть</w:t>
             </w:r>
@@ -12040,7 +11910,7 @@
                 <w:rFonts w:ascii="Times New Roman" w:hAnsi="Times New Roman" w:cs="Times New Roman" w:eastAsia="Times New Roman"/>
                 <w:b w:val="0"/>
                 <w:i w:val="0"/>
-                <w:sz w:val="20"/>
+                <w:sz w:val="19"/>
               </w:rPr>
               <w:t>Данные локальные — демонстрация не зависит от сети и хостинга. Схема серверной части спроектирована (раздел 5.3)</w:t>
             </w:r>
@@ -12063,7 +11933,7 @@
                 <w:rFonts w:ascii="Times New Roman" w:hAnsi="Times New Roman" w:cs="Times New Roman" w:eastAsia="Times New Roman"/>
                 <w:b w:val="0"/>
                 <w:i w:val="0"/>
-                <w:sz w:val="20"/>
+                <w:sz w:val="19"/>
               </w:rPr>
               <w:t>Навигация внутри приложения</w:t>
             </w:r>
@@ -12084,7 +11954,7 @@
                 <w:rFonts w:ascii="Times New Roman" w:hAnsi="Times New Roman" w:cs="Times New Roman" w:eastAsia="Times New Roman"/>
                 <w:b w:val="0"/>
                 <w:i w:val="0"/>
-                <w:sz w:val="20"/>
+                <w:sz w:val="19"/>
               </w:rPr>
               <w:t>Маршрут передаётся во внешний навигатор через Intent; собственная навигация — отдельный крупный объём работы</w:t>
             </w:r>
@@ -12107,7 +11977,7 @@
                 <w:rFonts w:ascii="Times New Roman" w:hAnsi="Times New Roman" w:cs="Times New Roman" w:eastAsia="Times New Roman"/>
                 <w:b w:val="0"/>
                 <w:i w:val="0"/>
-                <w:sz w:val="20"/>
+                <w:sz w:val="19"/>
               </w:rPr>
               <w:t>Офлайн-карта</w:t>
             </w:r>
@@ -12128,7 +11998,7 @@
                 <w:rFonts w:ascii="Times New Roman" w:hAnsi="Times New Roman" w:cs="Times New Roman" w:eastAsia="Times New Roman"/>
                 <w:b w:val="0"/>
                 <w:i w:val="0"/>
-                <w:sz w:val="20"/>
+                <w:sz w:val="19"/>
               </w:rPr>
               <w:t>Реализован только кэш тайлов osmdroid</w:t>
             </w:r>
@@ -12151,7 +12021,7 @@
                 <w:rFonts w:ascii="Times New Roman" w:hAnsi="Times New Roman" w:cs="Times New Roman" w:eastAsia="Times New Roman"/>
                 <w:b w:val="0"/>
                 <w:i w:val="0"/>
-                <w:sz w:val="20"/>
+                <w:sz w:val="19"/>
               </w:rPr>
               <w:t>Отзывы и рейтинги АЗС</w:t>
             </w:r>
@@ -12172,7 +12042,7 @@
                 <w:rFonts w:ascii="Times New Roman" w:hAnsi="Times New Roman" w:cs="Times New Roman" w:eastAsia="Times New Roman"/>
                 <w:b w:val="0"/>
                 <w:i w:val="0"/>
-                <w:sz w:val="20"/>
+                <w:sz w:val="19"/>
               </w:rPr>
               <w:t>Требуют модерации, которой в MVP нет</w:t>
             </w:r>
@@ -12195,7 +12065,7 @@
                 <w:rFonts w:ascii="Times New Roman" w:hAnsi="Times New Roman" w:cs="Times New Roman" w:eastAsia="Times New Roman"/>
                 <w:b w:val="0"/>
                 <w:i w:val="0"/>
-                <w:sz w:val="20"/>
+                <w:sz w:val="19"/>
               </w:rPr>
               <w:t>Аналитика и Crashlytics</w:t>
             </w:r>
@@ -12216,7 +12086,7 @@
                 <w:rFonts w:ascii="Times New Roman" w:hAnsi="Times New Roman" w:cs="Times New Roman" w:eastAsia="Times New Roman"/>
                 <w:b w:val="0"/>
                 <w:i w:val="0"/>
-                <w:sz w:val="20"/>
+                <w:sz w:val="19"/>
               </w:rPr>
               <w:t>Не подключены, поэтому заданные метрики пока не измеряются</w:t>
             </w:r>
@@ -12239,7 +12109,7 @@
                 <w:rFonts w:ascii="Times New Roman" w:hAnsi="Times New Roman" w:cs="Times New Roman" w:eastAsia="Times New Roman"/>
                 <w:b w:val="0"/>
                 <w:i w:val="0"/>
-                <w:sz w:val="20"/>
+                <w:sz w:val="19"/>
               </w:rPr>
               <w:t>Планшетные раскладки и аудит доступности</w:t>
             </w:r>
@@ -12260,7 +12130,7 @@
                 <w:rFonts w:ascii="Times New Roman" w:hAnsi="Times New Roman" w:cs="Times New Roman" w:eastAsia="Times New Roman"/>
                 <w:b w:val="0"/>
                 <w:i w:val="0"/>
-                <w:sz w:val="20"/>
+                <w:sz w:val="19"/>
               </w:rPr>
               <w:t>Вынесены в бэклог: приоритет был у главного сценария</w:t>
             </w:r>
@@ -12526,7 +12396,7 @@
           <w:i w:val="0"/>
           <w:sz w:val="24"/>
         </w:rPr>
-        <w:t>Материалы проекта: README.md, исходный код (22 файла Kotlin), docs/ — 5 скриншотов и демо-видео.</w:t>
+        <w:t>Материалы проекта: README.md, исходный код (22 файла Kotlin), docs/ — отчёт, презентация, 4 текста выступления, 5 скриншотов и демо-видео 45 секунд.</w:t>
       </w:r>
     </w:p>
     <w:p>
